--- a/Node_demo/toshiba/Final/Performa.docx
+++ b/Node_demo/toshiba/Final/Performa.docx
@@ -5,21 +5,21 @@
     <w:p>
       <w:pPr>
         <w:rPr>
-          <w:rFonts w:ascii="Aptos" w:hAnsi="Aptos" w:cs="Times New Roman"/>
-          <w:b/>
-          <w:bCs/>
-          <w:sz w:val="24"/>
-          <w:szCs w:val="24"/>
-          <w:lang w:bidi="mr-IN"/>
-        </w:rPr>
-      </w:pPr>
-      <w:r>
-        <w:rPr>
-          <w:rFonts w:ascii="Aptos" w:hAnsi="Aptos" w:cs="Times New Roman"/>
-          <w:b/>
-          <w:bCs/>
-          <w:sz w:val="24"/>
-          <w:szCs w:val="24"/>
+          <w:rFonts w:ascii="Times New Roman" w:hAnsi="Times New Roman" w:cs="Times New Roman"/>
+          <w:b/>
+          <w:bCs/>
+          <w:sz w:val="28"/>
+          <w:szCs w:val="28"/>
+          <w:lang w:bidi="mr-IN"/>
+        </w:rPr>
+      </w:pPr>
+      <w:r>
+        <w:rPr>
+          <w:rFonts w:ascii="Times New Roman" w:hAnsi="Times New Roman" w:cs="Times New Roman"/>
+          <w:b/>
+          <w:bCs/>
+          <w:sz w:val="28"/>
+          <w:szCs w:val="28"/>
           <w:lang w:bidi="mr-IN"/>
         </w:rPr>
         <w:t>PROFORMA FOR FILING CONSUMER COMPLAINT</w:t>
@@ -28,17 +28,17 @@
     <w:p>
       <w:pPr>
         <w:rPr>
-          <w:rFonts w:ascii="Aptos" w:hAnsi="Aptos" w:cs="Times New Roman"/>
-          <w:sz w:val="24"/>
-          <w:szCs w:val="24"/>
-          <w:lang w:bidi="mr-IN"/>
-        </w:rPr>
-      </w:pPr>
-      <w:r>
-        <w:rPr>
-          <w:rFonts w:ascii="Aptos" w:hAnsi="Aptos" w:cs="Times New Roman"/>
-          <w:sz w:val="24"/>
-          <w:szCs w:val="24"/>
+          <w:rFonts w:ascii="Times New Roman" w:hAnsi="Times New Roman" w:cs="Times New Roman"/>
+          <w:sz w:val="28"/>
+          <w:szCs w:val="28"/>
+          <w:lang w:bidi="mr-IN"/>
+        </w:rPr>
+      </w:pPr>
+      <w:r>
+        <w:rPr>
+          <w:rFonts w:ascii="Times New Roman" w:hAnsi="Times New Roman" w:cs="Times New Roman"/>
+          <w:sz w:val="28"/>
+          <w:szCs w:val="28"/>
           <w:lang w:bidi="mr-IN"/>
         </w:rPr>
         <w:t>(Under Section 35 of the Consumer Protection Act, 2019)</w:t>
@@ -47,19 +47,19 @@
     <w:p>
       <w:pPr>
         <w:rPr>
-          <w:rFonts w:ascii="Aptos" w:hAnsi="Aptos" w:cs="Times New Roman"/>
-          <w:sz w:val="24"/>
-          <w:szCs w:val="24"/>
-          <w:lang w:bidi="mr-IN"/>
-        </w:rPr>
-      </w:pPr>
-      <w:r>
-        <w:rPr>
-          <w:rFonts w:ascii="Aptos" w:hAnsi="Aptos" w:cs="Times New Roman"/>
-          <w:b/>
-          <w:bCs/>
-          <w:sz w:val="24"/>
-          <w:szCs w:val="24"/>
+          <w:rFonts w:ascii="Times New Roman" w:hAnsi="Times New Roman" w:cs="Times New Roman"/>
+          <w:sz w:val="28"/>
+          <w:szCs w:val="28"/>
+          <w:lang w:bidi="mr-IN"/>
+        </w:rPr>
+      </w:pPr>
+      <w:r>
+        <w:rPr>
+          <w:rFonts w:ascii="Times New Roman" w:hAnsi="Times New Roman" w:cs="Times New Roman"/>
+          <w:b/>
+          <w:bCs/>
+          <w:sz w:val="28"/>
+          <w:szCs w:val="28"/>
           <w:lang w:bidi="mr-IN"/>
         </w:rPr>
         <w:t>BEFORE THE HON’BLE DISTRICT CONSUMER DISPUTES REDRESSAL COMMISSION, MUMBAI</w:t>
@@ -68,19 +68,19 @@
     <w:p>
       <w:pPr>
         <w:rPr>
-          <w:rFonts w:ascii="Aptos" w:hAnsi="Aptos" w:cs="Times New Roman"/>
-          <w:sz w:val="24"/>
-          <w:szCs w:val="24"/>
-          <w:lang w:bidi="mr-IN"/>
-        </w:rPr>
-      </w:pPr>
-      <w:r>
-        <w:rPr>
-          <w:rFonts w:ascii="Aptos" w:hAnsi="Aptos" w:cs="Times New Roman"/>
-          <w:b/>
-          <w:bCs/>
-          <w:sz w:val="24"/>
-          <w:szCs w:val="24"/>
+          <w:rFonts w:ascii="Times New Roman" w:hAnsi="Times New Roman" w:cs="Times New Roman"/>
+          <w:sz w:val="28"/>
+          <w:szCs w:val="28"/>
+          <w:lang w:bidi="mr-IN"/>
+        </w:rPr>
+      </w:pPr>
+      <w:r>
+        <w:rPr>
+          <w:rFonts w:ascii="Times New Roman" w:hAnsi="Times New Roman" w:cs="Times New Roman"/>
+          <w:b/>
+          <w:bCs/>
+          <w:sz w:val="28"/>
+          <w:szCs w:val="28"/>
           <w:lang w:bidi="mr-IN"/>
         </w:rPr>
         <w:t>Consumer Complaint No. _____ of 2025</w:t>
@@ -89,19 +89,19 @@
     <w:p>
       <w:pPr>
         <w:rPr>
-          <w:rFonts w:ascii="Aptos" w:hAnsi="Aptos" w:cs="Times New Roman"/>
-          <w:sz w:val="24"/>
-          <w:szCs w:val="24"/>
-          <w:lang w:bidi="mr-IN"/>
-        </w:rPr>
-      </w:pPr>
-      <w:r>
-        <w:rPr>
-          <w:rFonts w:ascii="Aptos" w:hAnsi="Aptos" w:cs="Times New Roman"/>
-          <w:b/>
-          <w:bCs/>
-          <w:sz w:val="24"/>
-          <w:szCs w:val="24"/>
+          <w:rFonts w:ascii="Times New Roman" w:hAnsi="Times New Roman" w:cs="Times New Roman"/>
+          <w:sz w:val="28"/>
+          <w:szCs w:val="28"/>
+          <w:lang w:bidi="mr-IN"/>
+        </w:rPr>
+      </w:pPr>
+      <w:r>
+        <w:rPr>
+          <w:rFonts w:ascii="Times New Roman" w:hAnsi="Times New Roman" w:cs="Times New Roman"/>
+          <w:b/>
+          <w:bCs/>
+          <w:sz w:val="28"/>
+          <w:szCs w:val="28"/>
           <w:lang w:bidi="mr-IN"/>
         </w:rPr>
         <w:t>IN THE MATTER OF:</w:t>
@@ -110,28 +110,28 @@
     <w:p>
       <w:pPr>
         <w:rPr>
-          <w:rFonts w:ascii="Aptos" w:hAnsi="Aptos" w:cs="Times New Roman"/>
-          <w:sz w:val="24"/>
-          <w:szCs w:val="24"/>
-          <w:lang w:bidi="mr-IN"/>
-        </w:rPr>
-      </w:pPr>
-      <w:r>
-        <w:rPr>
-          <w:rFonts w:ascii="Aptos" w:hAnsi="Aptos" w:cs="Times New Roman"/>
-          <w:b/>
-          <w:bCs/>
-          <w:sz w:val="24"/>
-          <w:szCs w:val="24"/>
+          <w:rFonts w:ascii="Times New Roman" w:hAnsi="Times New Roman" w:cs="Times New Roman"/>
+          <w:sz w:val="28"/>
+          <w:szCs w:val="28"/>
+          <w:lang w:bidi="mr-IN"/>
+        </w:rPr>
+      </w:pPr>
+      <w:r>
+        <w:rPr>
+          <w:rFonts w:ascii="Times New Roman" w:hAnsi="Times New Roman" w:cs="Times New Roman"/>
+          <w:b/>
+          <w:bCs/>
+          <w:sz w:val="28"/>
+          <w:szCs w:val="28"/>
           <w:lang w:bidi="mr-IN"/>
         </w:rPr>
         <w:t>Complainant:</w:t>
       </w:r>
       <w:r>
         <w:rPr>
-          <w:rFonts w:ascii="Aptos" w:hAnsi="Aptos" w:cs="Times New Roman"/>
-          <w:sz w:val="24"/>
-          <w:szCs w:val="24"/>
+          <w:rFonts w:ascii="Times New Roman" w:hAnsi="Times New Roman" w:cs="Times New Roman"/>
+          <w:sz w:val="28"/>
+          <w:szCs w:val="28"/>
           <w:lang w:bidi="mr-IN"/>
         </w:rPr>
         <w:br/>
@@ -139,29 +139,29 @@
       </w:r>
       <w:r>
         <w:rPr>
-          <w:rFonts w:ascii="Aptos" w:hAnsi="Aptos" w:cs="Times New Roman"/>
-          <w:sz w:val="24"/>
-          <w:szCs w:val="24"/>
+          <w:rFonts w:ascii="Times New Roman" w:hAnsi="Times New Roman" w:cs="Times New Roman"/>
+          <w:sz w:val="28"/>
+          <w:szCs w:val="28"/>
           <w:lang w:bidi="mr-IN"/>
         </w:rPr>
         <w:br/>
       </w:r>
       <w:r>
         <w:rPr>
-          <w:rFonts w:ascii="Aptos" w:hAnsi="Aptos" w:cs="Times New Roman"/>
-          <w:b/>
-          <w:bCs/>
-          <w:sz w:val="24"/>
-          <w:szCs w:val="24"/>
+          <w:rFonts w:ascii="Times New Roman" w:hAnsi="Times New Roman" w:cs="Times New Roman"/>
+          <w:b/>
+          <w:bCs/>
+          <w:sz w:val="28"/>
+          <w:szCs w:val="28"/>
           <w:lang w:bidi="mr-IN"/>
         </w:rPr>
         <w:t>Permanent Address:</w:t>
       </w:r>
       <w:r>
         <w:rPr>
-          <w:rFonts w:ascii="Aptos" w:hAnsi="Aptos" w:cs="Times New Roman"/>
-          <w:sz w:val="24"/>
-          <w:szCs w:val="24"/>
+          <w:rFonts w:ascii="Times New Roman" w:hAnsi="Times New Roman" w:cs="Times New Roman"/>
+          <w:sz w:val="28"/>
+          <w:szCs w:val="28"/>
           <w:lang w:bidi="mr-IN"/>
         </w:rPr>
         <w:t xml:space="preserve"> G-28, 2nd Floor, Sarvodaya Nagar, 1st </w:t>
@@ -169,9 +169,9 @@
       <w:proofErr w:type="spellStart"/>
       <w:r>
         <w:rPr>
-          <w:rFonts w:ascii="Aptos" w:hAnsi="Aptos" w:cs="Times New Roman"/>
-          <w:sz w:val="24"/>
-          <w:szCs w:val="24"/>
+          <w:rFonts w:ascii="Times New Roman" w:hAnsi="Times New Roman" w:cs="Times New Roman"/>
+          <w:sz w:val="28"/>
+          <w:szCs w:val="28"/>
           <w:lang w:bidi="mr-IN"/>
         </w:rPr>
         <w:t>Panjarapole</w:t>
@@ -179,83 +179,65 @@
       <w:proofErr w:type="spellEnd"/>
       <w:r>
         <w:rPr>
-          <w:rFonts w:ascii="Aptos" w:hAnsi="Aptos" w:cs="Times New Roman"/>
-          <w:sz w:val="24"/>
-          <w:szCs w:val="24"/>
+          <w:rFonts w:ascii="Times New Roman" w:hAnsi="Times New Roman" w:cs="Times New Roman"/>
+          <w:sz w:val="28"/>
+          <w:szCs w:val="28"/>
           <w:lang w:bidi="mr-IN"/>
         </w:rPr>
         <w:t xml:space="preserve"> Road, C.P. Tank, Mumbai 400004</w:t>
       </w:r>
       <w:r>
         <w:rPr>
-          <w:rFonts w:ascii="Aptos" w:hAnsi="Aptos" w:cs="Times New Roman"/>
-          <w:sz w:val="24"/>
-          <w:szCs w:val="24"/>
+          <w:rFonts w:ascii="Times New Roman" w:hAnsi="Times New Roman" w:cs="Times New Roman"/>
+          <w:sz w:val="28"/>
+          <w:szCs w:val="28"/>
           <w:lang w:bidi="mr-IN"/>
         </w:rPr>
         <w:br/>
       </w:r>
       <w:r>
         <w:rPr>
-          <w:rFonts w:ascii="Aptos" w:hAnsi="Aptos" w:cs="Times New Roman"/>
-          <w:b/>
-          <w:bCs/>
-          <w:sz w:val="24"/>
-          <w:szCs w:val="24"/>
+          <w:rFonts w:ascii="Times New Roman" w:hAnsi="Times New Roman" w:cs="Times New Roman"/>
+          <w:b/>
+          <w:bCs/>
+          <w:sz w:val="28"/>
+          <w:szCs w:val="28"/>
           <w:lang w:bidi="mr-IN"/>
         </w:rPr>
         <w:t>Delivery &amp; Service Address</w:t>
       </w:r>
       <w:r>
         <w:rPr>
-          <w:rFonts w:ascii="Aptos" w:hAnsi="Aptos" w:cs="Times New Roman"/>
-          <w:sz w:val="24"/>
-          <w:szCs w:val="24"/>
+          <w:rFonts w:ascii="Times New Roman" w:hAnsi="Times New Roman" w:cs="Times New Roman"/>
+          <w:sz w:val="28"/>
+          <w:szCs w:val="28"/>
           <w:lang w:bidi="mr-IN"/>
         </w:rPr>
         <w:t>:</w:t>
       </w:r>
       <w:r>
         <w:rPr>
-          <w:rFonts w:ascii="Aptos" w:hAnsi="Aptos" w:cs="Times New Roman"/>
-          <w:sz w:val="24"/>
-          <w:szCs w:val="24"/>
-          <w:lang w:bidi="mr-IN"/>
-        </w:rPr>
-        <w:t xml:space="preserve"> </w:t>
-      </w:r>
-      <w:r>
-        <w:rPr>
-          <w:rFonts w:ascii="Aptos" w:hAnsi="Aptos" w:cs="Times New Roman"/>
-          <w:sz w:val="24"/>
-          <w:szCs w:val="24"/>
-          <w:lang w:bidi="mr-IN"/>
-        </w:rPr>
-        <w:t>Jigisha Shah</w:t>
-      </w:r>
-      <w:r>
-        <w:rPr>
-          <w:rFonts w:ascii="Aptos" w:hAnsi="Aptos" w:cs="Times New Roman"/>
-          <w:sz w:val="24"/>
-          <w:szCs w:val="24"/>
-          <w:lang w:bidi="mr-IN"/>
-        </w:rPr>
-        <w:t>,</w:t>
-      </w:r>
-      <w:r>
-        <w:rPr>
-          <w:rFonts w:ascii="Aptos" w:hAnsi="Aptos" w:cs="Times New Roman"/>
-          <w:sz w:val="24"/>
-          <w:szCs w:val="24"/>
+          <w:rFonts w:ascii="Times New Roman" w:hAnsi="Times New Roman" w:cs="Times New Roman"/>
+          <w:sz w:val="28"/>
+          <w:szCs w:val="28"/>
+          <w:lang w:bidi="mr-IN"/>
+        </w:rPr>
+        <w:t xml:space="preserve"> Jigisha Shah,</w:t>
+      </w:r>
+      <w:r>
+        <w:rPr>
+          <w:rFonts w:ascii="Times New Roman" w:hAnsi="Times New Roman" w:cs="Times New Roman"/>
+          <w:sz w:val="28"/>
+          <w:szCs w:val="28"/>
           <w:lang w:bidi="mr-IN"/>
         </w:rPr>
         <w:t xml:space="preserve"> 614 Indraprastha 1D, Jitendra Road, Opp. Ashoka Hospital, Raheja Township, Malad East, Mumbai 400097</w:t>
       </w:r>
       <w:r>
         <w:rPr>
-          <w:rFonts w:ascii="Aptos" w:hAnsi="Aptos" w:cs="Times New Roman"/>
-          <w:sz w:val="24"/>
-          <w:szCs w:val="24"/>
+          <w:rFonts w:ascii="Times New Roman" w:hAnsi="Times New Roman" w:cs="Times New Roman"/>
+          <w:sz w:val="28"/>
+          <w:szCs w:val="28"/>
           <w:lang w:bidi="mr-IN"/>
         </w:rPr>
         <w:br/>
@@ -263,9 +245,9 @@
       </w:r>
       <w:r>
         <w:rPr>
-          <w:rFonts w:ascii="Aptos" w:hAnsi="Aptos" w:cs="Times New Roman"/>
-          <w:sz w:val="24"/>
-          <w:szCs w:val="24"/>
+          <w:rFonts w:ascii="Times New Roman" w:hAnsi="Times New Roman" w:cs="Times New Roman"/>
+          <w:sz w:val="28"/>
+          <w:szCs w:val="28"/>
           <w:lang w:bidi="mr-IN"/>
         </w:rPr>
         <w:br/>
@@ -275,19 +257,19 @@
     <w:p>
       <w:pPr>
         <w:rPr>
-          <w:rFonts w:ascii="Aptos" w:hAnsi="Aptos" w:cs="Times New Roman"/>
-          <w:sz w:val="24"/>
-          <w:szCs w:val="24"/>
-          <w:lang w:bidi="mr-IN"/>
-        </w:rPr>
-      </w:pPr>
-      <w:r>
-        <w:rPr>
-          <w:rFonts w:ascii="Aptos" w:hAnsi="Aptos" w:cs="Times New Roman"/>
-          <w:b/>
-          <w:bCs/>
-          <w:sz w:val="24"/>
-          <w:szCs w:val="24"/>
+          <w:rFonts w:ascii="Times New Roman" w:hAnsi="Times New Roman" w:cs="Times New Roman"/>
+          <w:sz w:val="28"/>
+          <w:szCs w:val="28"/>
+          <w:lang w:bidi="mr-IN"/>
+        </w:rPr>
+      </w:pPr>
+      <w:r>
+        <w:rPr>
+          <w:rFonts w:ascii="Times New Roman" w:hAnsi="Times New Roman" w:cs="Times New Roman"/>
+          <w:b/>
+          <w:bCs/>
+          <w:sz w:val="28"/>
+          <w:szCs w:val="28"/>
           <w:lang w:bidi="mr-IN"/>
         </w:rPr>
         <w:t>Versus</w:t>
@@ -296,19 +278,19 @@
     <w:p>
       <w:pPr>
         <w:rPr>
-          <w:rFonts w:ascii="Aptos" w:hAnsi="Aptos" w:cs="Times New Roman"/>
-          <w:sz w:val="24"/>
-          <w:szCs w:val="24"/>
-          <w:lang w:bidi="mr-IN"/>
-        </w:rPr>
-      </w:pPr>
-      <w:r>
-        <w:rPr>
-          <w:rFonts w:ascii="Aptos" w:hAnsi="Aptos" w:cs="Times New Roman"/>
-          <w:b/>
-          <w:bCs/>
-          <w:sz w:val="24"/>
-          <w:szCs w:val="24"/>
+          <w:rFonts w:ascii="Times New Roman" w:hAnsi="Times New Roman" w:cs="Times New Roman"/>
+          <w:sz w:val="28"/>
+          <w:szCs w:val="28"/>
+          <w:lang w:bidi="mr-IN"/>
+        </w:rPr>
+      </w:pPr>
+      <w:r>
+        <w:rPr>
+          <w:rFonts w:ascii="Times New Roman" w:hAnsi="Times New Roman" w:cs="Times New Roman"/>
+          <w:b/>
+          <w:bCs/>
+          <w:sz w:val="28"/>
+          <w:szCs w:val="28"/>
           <w:lang w:bidi="mr-IN"/>
         </w:rPr>
         <w:t>Opposite Parties:</w:t>
@@ -321,19 +303,19 @@
           <w:numId w:val="4"/>
         </w:numPr>
         <w:rPr>
-          <w:rFonts w:ascii="Aptos" w:hAnsi="Aptos" w:cs="Times New Roman"/>
-          <w:sz w:val="24"/>
-          <w:szCs w:val="24"/>
-          <w:lang w:bidi="mr-IN"/>
-        </w:rPr>
-      </w:pPr>
-      <w:r>
-        <w:rPr>
-          <w:rFonts w:ascii="Aptos" w:hAnsi="Aptos" w:cs="Times New Roman"/>
-          <w:b/>
-          <w:bCs/>
-          <w:sz w:val="24"/>
-          <w:szCs w:val="24"/>
+          <w:rFonts w:ascii="Times New Roman" w:hAnsi="Times New Roman" w:cs="Times New Roman"/>
+          <w:sz w:val="28"/>
+          <w:szCs w:val="28"/>
+          <w:lang w:bidi="mr-IN"/>
+        </w:rPr>
+      </w:pPr>
+      <w:r>
+        <w:rPr>
+          <w:rFonts w:ascii="Times New Roman" w:hAnsi="Times New Roman" w:cs="Times New Roman"/>
+          <w:b/>
+          <w:bCs/>
+          <w:sz w:val="28"/>
+          <w:szCs w:val="28"/>
           <w:lang w:bidi="mr-IN"/>
         </w:rPr>
         <w:t xml:space="preserve">Hisense India </w:t>
@@ -341,11 +323,11 @@
       <w:proofErr w:type="spellStart"/>
       <w:r>
         <w:rPr>
-          <w:rFonts w:ascii="Aptos" w:hAnsi="Aptos" w:cs="Times New Roman"/>
-          <w:b/>
-          <w:bCs/>
-          <w:sz w:val="24"/>
-          <w:szCs w:val="24"/>
+          <w:rFonts w:ascii="Times New Roman" w:hAnsi="Times New Roman" w:cs="Times New Roman"/>
+          <w:b/>
+          <w:bCs/>
+          <w:sz w:val="28"/>
+          <w:szCs w:val="28"/>
           <w:lang w:bidi="mr-IN"/>
         </w:rPr>
         <w:t>Pvt.</w:t>
@@ -353,20 +335,20 @@
       <w:proofErr w:type="spellEnd"/>
       <w:r>
         <w:rPr>
-          <w:rFonts w:ascii="Aptos" w:hAnsi="Aptos" w:cs="Times New Roman"/>
-          <w:b/>
-          <w:bCs/>
-          <w:sz w:val="24"/>
-          <w:szCs w:val="24"/>
+          <w:rFonts w:ascii="Times New Roman" w:hAnsi="Times New Roman" w:cs="Times New Roman"/>
+          <w:b/>
+          <w:bCs/>
+          <w:sz w:val="28"/>
+          <w:szCs w:val="28"/>
           <w:lang w:bidi="mr-IN"/>
         </w:rPr>
         <w:t xml:space="preserve"> Ltd.</w:t>
       </w:r>
       <w:r>
         <w:rPr>
-          <w:rFonts w:ascii="Aptos" w:hAnsi="Aptos" w:cs="Times New Roman"/>
-          <w:sz w:val="24"/>
-          <w:szCs w:val="24"/>
+          <w:rFonts w:ascii="Times New Roman" w:hAnsi="Times New Roman" w:cs="Times New Roman"/>
+          <w:sz w:val="28"/>
+          <w:szCs w:val="28"/>
           <w:lang w:bidi="mr-IN"/>
         </w:rPr>
         <w:br/>
@@ -374,9 +356,9 @@
       </w:r>
       <w:r>
         <w:rPr>
-          <w:rFonts w:ascii="Aptos" w:hAnsi="Aptos" w:cs="Times New Roman"/>
-          <w:sz w:val="24"/>
-          <w:szCs w:val="24"/>
+          <w:rFonts w:ascii="Times New Roman" w:hAnsi="Times New Roman" w:cs="Times New Roman"/>
+          <w:sz w:val="28"/>
+          <w:szCs w:val="28"/>
           <w:lang w:bidi="mr-IN"/>
         </w:rPr>
         <w:br/>
@@ -384,9 +366,9 @@
       </w:r>
       <w:r>
         <w:rPr>
-          <w:rFonts w:ascii="Aptos" w:hAnsi="Aptos" w:cs="Times New Roman"/>
-          <w:sz w:val="24"/>
-          <w:szCs w:val="24"/>
+          <w:rFonts w:ascii="Times New Roman" w:hAnsi="Times New Roman" w:cs="Times New Roman"/>
+          <w:sz w:val="28"/>
+          <w:szCs w:val="28"/>
           <w:lang w:bidi="mr-IN"/>
         </w:rPr>
         <w:br/>
@@ -394,9 +376,9 @@
       </w:r>
       <w:r>
         <w:rPr>
-          <w:rFonts w:ascii="Aptos" w:hAnsi="Aptos" w:cs="Times New Roman"/>
-          <w:sz w:val="24"/>
-          <w:szCs w:val="24"/>
+          <w:rFonts w:ascii="Times New Roman" w:hAnsi="Times New Roman" w:cs="Times New Roman"/>
+          <w:sz w:val="28"/>
+          <w:szCs w:val="28"/>
           <w:lang w:bidi="mr-IN"/>
         </w:rPr>
         <w:br/>
@@ -410,19 +392,19 @@
           <w:numId w:val="4"/>
         </w:numPr>
         <w:rPr>
-          <w:rFonts w:ascii="Aptos" w:hAnsi="Aptos" w:cs="Times New Roman"/>
-          <w:sz w:val="24"/>
-          <w:szCs w:val="24"/>
-          <w:lang w:bidi="mr-IN"/>
-        </w:rPr>
-      </w:pPr>
-      <w:r>
-        <w:rPr>
-          <w:rFonts w:ascii="Aptos" w:hAnsi="Aptos" w:cs="Times New Roman"/>
-          <w:b/>
-          <w:bCs/>
-          <w:sz w:val="24"/>
-          <w:szCs w:val="24"/>
+          <w:rFonts w:ascii="Times New Roman" w:hAnsi="Times New Roman" w:cs="Times New Roman"/>
+          <w:sz w:val="28"/>
+          <w:szCs w:val="28"/>
+          <w:lang w:bidi="mr-IN"/>
+        </w:rPr>
+      </w:pPr>
+      <w:r>
+        <w:rPr>
+          <w:rFonts w:ascii="Times New Roman" w:hAnsi="Times New Roman" w:cs="Times New Roman"/>
+          <w:b/>
+          <w:bCs/>
+          <w:sz w:val="28"/>
+          <w:szCs w:val="28"/>
           <w:lang w:bidi="mr-IN"/>
         </w:rPr>
         <w:t xml:space="preserve">Toshiba India </w:t>
@@ -430,11 +412,11 @@
       <w:proofErr w:type="spellStart"/>
       <w:r>
         <w:rPr>
-          <w:rFonts w:ascii="Aptos" w:hAnsi="Aptos" w:cs="Times New Roman"/>
-          <w:b/>
-          <w:bCs/>
-          <w:sz w:val="24"/>
-          <w:szCs w:val="24"/>
+          <w:rFonts w:ascii="Times New Roman" w:hAnsi="Times New Roman" w:cs="Times New Roman"/>
+          <w:b/>
+          <w:bCs/>
+          <w:sz w:val="28"/>
+          <w:szCs w:val="28"/>
           <w:lang w:bidi="mr-IN"/>
         </w:rPr>
         <w:t>Pvt.</w:t>
@@ -442,20 +424,20 @@
       <w:proofErr w:type="spellEnd"/>
       <w:r>
         <w:rPr>
-          <w:rFonts w:ascii="Aptos" w:hAnsi="Aptos" w:cs="Times New Roman"/>
-          <w:b/>
-          <w:bCs/>
-          <w:sz w:val="24"/>
-          <w:szCs w:val="24"/>
+          <w:rFonts w:ascii="Times New Roman" w:hAnsi="Times New Roman" w:cs="Times New Roman"/>
+          <w:b/>
+          <w:bCs/>
+          <w:sz w:val="28"/>
+          <w:szCs w:val="28"/>
           <w:lang w:bidi="mr-IN"/>
         </w:rPr>
         <w:t xml:space="preserve"> Ltd.</w:t>
       </w:r>
       <w:r>
         <w:rPr>
-          <w:rFonts w:ascii="Aptos" w:hAnsi="Aptos" w:cs="Times New Roman"/>
-          <w:sz w:val="24"/>
-          <w:szCs w:val="24"/>
+          <w:rFonts w:ascii="Times New Roman" w:hAnsi="Times New Roman" w:cs="Times New Roman"/>
+          <w:sz w:val="28"/>
+          <w:szCs w:val="28"/>
           <w:lang w:bidi="mr-IN"/>
         </w:rPr>
         <w:br/>
@@ -463,9 +445,9 @@
       </w:r>
       <w:r>
         <w:rPr>
-          <w:rFonts w:ascii="Aptos" w:hAnsi="Aptos" w:cs="Times New Roman"/>
-          <w:sz w:val="24"/>
-          <w:szCs w:val="24"/>
+          <w:rFonts w:ascii="Times New Roman" w:hAnsi="Times New Roman" w:cs="Times New Roman"/>
+          <w:sz w:val="28"/>
+          <w:szCs w:val="28"/>
           <w:lang w:bidi="mr-IN"/>
         </w:rPr>
         <w:br/>
@@ -473,9 +455,9 @@
       </w:r>
       <w:r>
         <w:rPr>
-          <w:rFonts w:ascii="Aptos" w:hAnsi="Aptos" w:cs="Times New Roman"/>
-          <w:sz w:val="24"/>
-          <w:szCs w:val="24"/>
+          <w:rFonts w:ascii="Times New Roman" w:hAnsi="Times New Roman" w:cs="Times New Roman"/>
+          <w:sz w:val="28"/>
+          <w:szCs w:val="28"/>
           <w:lang w:bidi="mr-IN"/>
         </w:rPr>
         <w:br/>
@@ -483,9 +465,9 @@
       </w:r>
       <w:r>
         <w:rPr>
-          <w:rFonts w:ascii="Aptos" w:hAnsi="Aptos" w:cs="Times New Roman"/>
-          <w:sz w:val="24"/>
-          <w:szCs w:val="24"/>
+          <w:rFonts w:ascii="Times New Roman" w:hAnsi="Times New Roman" w:cs="Times New Roman"/>
+          <w:sz w:val="28"/>
+          <w:szCs w:val="28"/>
           <w:lang w:bidi="mr-IN"/>
         </w:rPr>
         <w:br/>
@@ -499,27 +481,27 @@
           <w:numId w:val="4"/>
         </w:numPr>
         <w:rPr>
-          <w:rFonts w:ascii="Aptos" w:hAnsi="Aptos" w:cs="Times New Roman"/>
-          <w:sz w:val="24"/>
-          <w:szCs w:val="24"/>
-          <w:lang w:bidi="mr-IN"/>
-        </w:rPr>
-      </w:pPr>
-      <w:r>
-        <w:rPr>
-          <w:rFonts w:ascii="Aptos" w:hAnsi="Aptos"/>
+          <w:rFonts w:ascii="Times New Roman" w:hAnsi="Times New Roman" w:cs="Times New Roman"/>
+          <w:sz w:val="28"/>
+          <w:szCs w:val="28"/>
+          <w:lang w:bidi="mr-IN"/>
+        </w:rPr>
+      </w:pPr>
+      <w:r>
+        <w:rPr>
+          <w:rFonts w:ascii="Times New Roman" w:hAnsi="Times New Roman" w:cs="Times New Roman"/>
           <w:noProof/>
-          <w:sz w:val="24"/>
-          <w:szCs w:val="24"/>
+          <w:sz w:val="28"/>
+          <w:szCs w:val="28"/>
         </w:rPr>
         <w:drawing>
-          <wp:anchor distT="0" distB="0" distL="114300" distR="114300" simplePos="0" relativeHeight="251658752" behindDoc="0" locked="0" layoutInCell="1" allowOverlap="1" wp14:anchorId="1ACE3513" wp14:editId="3BD63C89">
+          <wp:anchor distT="0" distB="0" distL="114300" distR="114300" simplePos="0" relativeHeight="251659776" behindDoc="0" locked="0" layoutInCell="1" allowOverlap="1" wp14:anchorId="1ACE3513" wp14:editId="28674E2E">
             <wp:simplePos x="0" y="0"/>
             <wp:positionH relativeFrom="column">
-              <wp:posOffset>-1304925</wp:posOffset>
+              <wp:posOffset>3321495</wp:posOffset>
             </wp:positionH>
             <wp:positionV relativeFrom="paragraph">
-              <wp:posOffset>316865</wp:posOffset>
+              <wp:posOffset>521553</wp:posOffset>
             </wp:positionV>
             <wp:extent cx="666750" cy="479024"/>
             <wp:effectExtent l="0" t="0" r="0" b="0"/>
@@ -577,11 +559,11 @@
       </w:r>
       <w:r>
         <w:rPr>
-          <w:rFonts w:ascii="Aptos" w:hAnsi="Aptos" w:cs="Times New Roman"/>
-          <w:b/>
-          <w:bCs/>
-          <w:sz w:val="24"/>
-          <w:szCs w:val="24"/>
+          <w:rFonts w:ascii="Times New Roman" w:hAnsi="Times New Roman" w:cs="Times New Roman"/>
+          <w:b/>
+          <w:bCs/>
+          <w:sz w:val="28"/>
+          <w:szCs w:val="28"/>
           <w:lang w:bidi="mr-IN"/>
         </w:rPr>
         <w:t xml:space="preserve">Toshiba Authorized Service </w:t>
@@ -589,11 +571,11 @@
       <w:proofErr w:type="spellStart"/>
       <w:r>
         <w:rPr>
-          <w:rFonts w:ascii="Aptos" w:hAnsi="Aptos" w:cs="Times New Roman"/>
-          <w:b/>
-          <w:bCs/>
-          <w:sz w:val="24"/>
-          <w:szCs w:val="24"/>
+          <w:rFonts w:ascii="Times New Roman" w:hAnsi="Times New Roman" w:cs="Times New Roman"/>
+          <w:b/>
+          <w:bCs/>
+          <w:sz w:val="28"/>
+          <w:szCs w:val="28"/>
           <w:lang w:bidi="mr-IN"/>
         </w:rPr>
         <w:t>Center</w:t>
@@ -601,11 +583,11 @@
       <w:proofErr w:type="spellEnd"/>
       <w:r>
         <w:rPr>
-          <w:rFonts w:ascii="Aptos" w:hAnsi="Aptos" w:cs="Times New Roman"/>
-          <w:b/>
-          <w:bCs/>
-          <w:sz w:val="24"/>
-          <w:szCs w:val="24"/>
+          <w:rFonts w:ascii="Times New Roman" w:hAnsi="Times New Roman" w:cs="Times New Roman"/>
+          <w:b/>
+          <w:bCs/>
+          <w:sz w:val="28"/>
+          <w:szCs w:val="28"/>
           <w:lang w:bidi="mr-IN"/>
         </w:rPr>
         <w:t xml:space="preserve"> (Reliance </w:t>
@@ -613,11 +595,11 @@
       <w:proofErr w:type="spellStart"/>
       <w:r>
         <w:rPr>
-          <w:rFonts w:ascii="Aptos" w:hAnsi="Aptos" w:cs="Times New Roman"/>
-          <w:b/>
-          <w:bCs/>
-          <w:sz w:val="24"/>
-          <w:szCs w:val="24"/>
+          <w:rFonts w:ascii="Times New Roman" w:hAnsi="Times New Roman" w:cs="Times New Roman"/>
+          <w:b/>
+          <w:bCs/>
+          <w:sz w:val="28"/>
+          <w:szCs w:val="28"/>
           <w:lang w:bidi="mr-IN"/>
         </w:rPr>
         <w:t>ResQ</w:t>
@@ -625,30 +607,39 @@
       <w:proofErr w:type="spellEnd"/>
       <w:r>
         <w:rPr>
-          <w:rFonts w:ascii="Aptos" w:hAnsi="Aptos" w:cs="Times New Roman"/>
-          <w:b/>
-          <w:bCs/>
-          <w:sz w:val="24"/>
-          <w:szCs w:val="24"/>
+          <w:rFonts w:ascii="Times New Roman" w:hAnsi="Times New Roman" w:cs="Times New Roman"/>
+          <w:b/>
+          <w:bCs/>
+          <w:sz w:val="28"/>
+          <w:szCs w:val="28"/>
           <w:lang w:bidi="mr-IN"/>
         </w:rPr>
         <w:t xml:space="preserve"> – Synergy Electronics)</w:t>
       </w:r>
       <w:r>
         <w:rPr>
-          <w:rFonts w:ascii="Aptos" w:hAnsi="Aptos" w:cs="Times New Roman"/>
-          <w:sz w:val="24"/>
-          <w:szCs w:val="24"/>
+          <w:rFonts w:ascii="Times New Roman" w:hAnsi="Times New Roman" w:cs="Times New Roman"/>
+          <w:sz w:val="28"/>
+          <w:szCs w:val="28"/>
           <w:lang w:bidi="mr-IN"/>
         </w:rPr>
         <w:br/>
+      </w:r>
+      <w:r>
+        <w:rPr>
+          <w:rFonts w:ascii="Times New Roman" w:hAnsi="Times New Roman" w:cs="Times New Roman"/>
+          <w:sz w:val="28"/>
+          <w:szCs w:val="28"/>
+          <w:lang w:bidi="mr-IN"/>
+        </w:rPr>
+        <w:lastRenderedPageBreak/>
         <w:t>Shop No. 22 &amp; 23, Building No. D-1, Satellite Garden, Gen. Arun Kumar Vaidya Marg, Phase-II, Azad Nagar, Goregaon, Mumbai 400063</w:t>
       </w:r>
       <w:r>
         <w:rPr>
-          <w:rFonts w:ascii="Aptos" w:hAnsi="Aptos" w:cs="Times New Roman"/>
-          <w:sz w:val="24"/>
-          <w:szCs w:val="24"/>
+          <w:rFonts w:ascii="Times New Roman" w:hAnsi="Times New Roman" w:cs="Times New Roman"/>
+          <w:sz w:val="28"/>
+          <w:szCs w:val="28"/>
           <w:lang w:bidi="mr-IN"/>
         </w:rPr>
         <w:br/>
@@ -662,32 +653,31 @@
           <w:numId w:val="4"/>
         </w:numPr>
         <w:rPr>
-          <w:rFonts w:ascii="Aptos" w:hAnsi="Aptos" w:cs="Times New Roman"/>
-          <w:sz w:val="24"/>
-          <w:szCs w:val="24"/>
-          <w:lang w:bidi="mr-IN"/>
-        </w:rPr>
-      </w:pPr>
-      <w:r>
-        <w:rPr>
-          <w:rFonts w:ascii="Aptos" w:hAnsi="Aptos" w:cs="Times New Roman"/>
-          <w:b/>
-          <w:bCs/>
-          <w:sz w:val="24"/>
-          <w:szCs w:val="24"/>
-          <w:lang w:bidi="mr-IN"/>
-        </w:rPr>
-        <w:lastRenderedPageBreak/>
+          <w:rFonts w:ascii="Times New Roman" w:hAnsi="Times New Roman" w:cs="Times New Roman"/>
+          <w:sz w:val="28"/>
+          <w:szCs w:val="28"/>
+          <w:lang w:bidi="mr-IN"/>
+        </w:rPr>
+      </w:pPr>
+      <w:r>
+        <w:rPr>
+          <w:rFonts w:ascii="Times New Roman" w:hAnsi="Times New Roman" w:cs="Times New Roman"/>
+          <w:b/>
+          <w:bCs/>
+          <w:sz w:val="28"/>
+          <w:szCs w:val="28"/>
+          <w:lang w:bidi="mr-IN"/>
+        </w:rPr>
         <w:t xml:space="preserve">Amazon Seller Services </w:t>
       </w:r>
       <w:proofErr w:type="spellStart"/>
       <w:r>
         <w:rPr>
-          <w:rFonts w:ascii="Aptos" w:hAnsi="Aptos" w:cs="Times New Roman"/>
-          <w:b/>
-          <w:bCs/>
-          <w:sz w:val="24"/>
-          <w:szCs w:val="24"/>
+          <w:rFonts w:ascii="Times New Roman" w:hAnsi="Times New Roman" w:cs="Times New Roman"/>
+          <w:b/>
+          <w:bCs/>
+          <w:sz w:val="28"/>
+          <w:szCs w:val="28"/>
           <w:lang w:bidi="mr-IN"/>
         </w:rPr>
         <w:t>Pvt.</w:t>
@@ -695,40 +685,40 @@
       <w:proofErr w:type="spellEnd"/>
       <w:r>
         <w:rPr>
-          <w:rFonts w:ascii="Aptos" w:hAnsi="Aptos" w:cs="Times New Roman"/>
-          <w:b/>
-          <w:bCs/>
-          <w:sz w:val="24"/>
-          <w:szCs w:val="24"/>
+          <w:rFonts w:ascii="Times New Roman" w:hAnsi="Times New Roman" w:cs="Times New Roman"/>
+          <w:b/>
+          <w:bCs/>
+          <w:sz w:val="28"/>
+          <w:szCs w:val="28"/>
           <w:lang w:bidi="mr-IN"/>
         </w:rPr>
         <w:t xml:space="preserve"> Ltd.</w:t>
       </w:r>
       <w:r>
         <w:rPr>
-          <w:rFonts w:ascii="Aptos" w:hAnsi="Aptos" w:cs="Times New Roman"/>
-          <w:sz w:val="24"/>
-          <w:szCs w:val="24"/>
+          <w:rFonts w:ascii="Times New Roman" w:hAnsi="Times New Roman" w:cs="Times New Roman"/>
+          <w:sz w:val="28"/>
+          <w:szCs w:val="28"/>
           <w:lang w:bidi="mr-IN"/>
         </w:rPr>
         <w:t xml:space="preserve"> </w:t>
       </w:r>
       <w:r>
         <w:rPr>
-          <w:rFonts w:ascii="Aptos" w:hAnsi="Aptos" w:cs="Times New Roman"/>
+          <w:rFonts w:ascii="Times New Roman" w:hAnsi="Times New Roman" w:cs="Times New Roman"/>
           <w:i/>
           <w:iCs/>
-          <w:sz w:val="24"/>
-          <w:szCs w:val="24"/>
+          <w:sz w:val="28"/>
+          <w:szCs w:val="28"/>
           <w:lang w:bidi="mr-IN"/>
         </w:rPr>
         <w:t>(Party included for completeness, though they are cooperating)</w:t>
       </w:r>
       <w:r>
         <w:rPr>
-          <w:rFonts w:ascii="Aptos" w:hAnsi="Aptos" w:cs="Times New Roman"/>
-          <w:sz w:val="24"/>
-          <w:szCs w:val="24"/>
+          <w:rFonts w:ascii="Times New Roman" w:hAnsi="Times New Roman" w:cs="Times New Roman"/>
+          <w:sz w:val="28"/>
+          <w:szCs w:val="28"/>
           <w:lang w:bidi="mr-IN"/>
         </w:rPr>
         <w:br/>
@@ -736,9 +726,9 @@
       </w:r>
       <w:r>
         <w:rPr>
-          <w:rFonts w:ascii="Aptos" w:hAnsi="Aptos" w:cs="Times New Roman"/>
-          <w:sz w:val="24"/>
-          <w:szCs w:val="24"/>
+          <w:rFonts w:ascii="Times New Roman" w:hAnsi="Times New Roman" w:cs="Times New Roman"/>
+          <w:sz w:val="28"/>
+          <w:szCs w:val="28"/>
           <w:lang w:bidi="mr-IN"/>
         </w:rPr>
         <w:br/>
@@ -748,17 +738,17 @@
     <w:p>
       <w:pPr>
         <w:rPr>
-          <w:rFonts w:ascii="Aptos" w:hAnsi="Aptos" w:cs="Times New Roman"/>
-          <w:sz w:val="24"/>
-          <w:szCs w:val="24"/>
-          <w:lang w:bidi="mr-IN"/>
-        </w:rPr>
-      </w:pPr>
-      <w:r>
-        <w:rPr>
-          <w:rFonts w:ascii="Aptos" w:hAnsi="Aptos" w:cs="Times New Roman"/>
-          <w:sz w:val="24"/>
-          <w:szCs w:val="24"/>
+          <w:rFonts w:ascii="Times New Roman" w:hAnsi="Times New Roman" w:cs="Times New Roman"/>
+          <w:sz w:val="28"/>
+          <w:szCs w:val="28"/>
+          <w:lang w:bidi="mr-IN"/>
+        </w:rPr>
+      </w:pPr>
+      <w:r>
+        <w:rPr>
+          <w:rFonts w:ascii="Times New Roman" w:hAnsi="Times New Roman" w:cs="Times New Roman"/>
+          <w:sz w:val="28"/>
+          <w:szCs w:val="28"/>
           <w:lang w:bidi="mr-IN"/>
         </w:rPr>
         <w:pict w14:anchorId="75096206">
@@ -769,22 +759,22 @@
     <w:p>
       <w:pPr>
         <w:rPr>
-          <w:rFonts w:ascii="Aptos" w:hAnsi="Aptos" w:cs="Times New Roman"/>
-          <w:b/>
-          <w:bCs/>
-          <w:sz w:val="24"/>
-          <w:szCs w:val="24"/>
+          <w:rFonts w:ascii="Times New Roman" w:hAnsi="Times New Roman" w:cs="Times New Roman"/>
+          <w:b/>
+          <w:bCs/>
+          <w:sz w:val="28"/>
+          <w:szCs w:val="28"/>
           <w:lang w:bidi="mr-IN"/>
         </w:rPr>
       </w:pPr>
       <w:proofErr w:type="gramStart"/>
       <w:r>
         <w:rPr>
-          <w:rFonts w:ascii="Aptos" w:hAnsi="Aptos" w:cs="Times New Roman"/>
-          <w:b/>
-          <w:bCs/>
-          <w:sz w:val="24"/>
-          <w:szCs w:val="24"/>
+          <w:rFonts w:ascii="Times New Roman" w:hAnsi="Times New Roman" w:cs="Times New Roman"/>
+          <w:b/>
+          <w:bCs/>
+          <w:sz w:val="28"/>
+          <w:szCs w:val="28"/>
           <w:lang w:bidi="mr-IN"/>
         </w:rPr>
         <w:t>Particulars of</w:t>
@@ -792,11 +782,11 @@
       <w:proofErr w:type="gramEnd"/>
       <w:r>
         <w:rPr>
-          <w:rFonts w:ascii="Aptos" w:hAnsi="Aptos" w:cs="Times New Roman"/>
-          <w:b/>
-          <w:bCs/>
-          <w:sz w:val="24"/>
-          <w:szCs w:val="24"/>
+          <w:rFonts w:ascii="Times New Roman" w:hAnsi="Times New Roman" w:cs="Times New Roman"/>
+          <w:b/>
+          <w:bCs/>
+          <w:sz w:val="28"/>
+          <w:szCs w:val="28"/>
           <w:lang w:bidi="mr-IN"/>
         </w:rPr>
         <w:t xml:space="preserve"> the Complaint:</w:t>
@@ -805,28 +795,28 @@
     <w:p>
       <w:pPr>
         <w:rPr>
-          <w:rFonts w:ascii="Aptos" w:hAnsi="Aptos" w:cs="Times New Roman"/>
-          <w:sz w:val="24"/>
-          <w:szCs w:val="24"/>
-          <w:lang w:bidi="mr-IN"/>
-        </w:rPr>
-      </w:pPr>
-      <w:r>
-        <w:rPr>
-          <w:rFonts w:ascii="Aptos" w:hAnsi="Aptos" w:cs="Times New Roman"/>
-          <w:b/>
-          <w:bCs/>
-          <w:sz w:val="24"/>
-          <w:szCs w:val="24"/>
+          <w:rFonts w:ascii="Times New Roman" w:hAnsi="Times New Roman" w:cs="Times New Roman"/>
+          <w:sz w:val="28"/>
+          <w:szCs w:val="28"/>
+          <w:lang w:bidi="mr-IN"/>
+        </w:rPr>
+      </w:pPr>
+      <w:r>
+        <w:rPr>
+          <w:rFonts w:ascii="Times New Roman" w:hAnsi="Times New Roman" w:cs="Times New Roman"/>
+          <w:b/>
+          <w:bCs/>
+          <w:sz w:val="28"/>
+          <w:szCs w:val="28"/>
           <w:lang w:bidi="mr-IN"/>
         </w:rPr>
         <w:t>1. Jurisdiction:</w:t>
       </w:r>
       <w:r>
         <w:rPr>
-          <w:rFonts w:ascii="Aptos" w:hAnsi="Aptos" w:cs="Times New Roman"/>
-          <w:sz w:val="24"/>
-          <w:szCs w:val="24"/>
+          <w:rFonts w:ascii="Times New Roman" w:hAnsi="Times New Roman" w:cs="Times New Roman"/>
+          <w:sz w:val="28"/>
+          <w:szCs w:val="28"/>
           <w:lang w:bidi="mr-IN"/>
         </w:rPr>
         <w:br/>
@@ -836,28 +826,28 @@
     <w:p>
       <w:pPr>
         <w:rPr>
-          <w:rFonts w:ascii="Aptos" w:hAnsi="Aptos" w:cs="Times New Roman"/>
-          <w:sz w:val="24"/>
-          <w:szCs w:val="24"/>
-          <w:lang w:bidi="mr-IN"/>
-        </w:rPr>
-      </w:pPr>
-      <w:r>
-        <w:rPr>
-          <w:rFonts w:ascii="Aptos" w:hAnsi="Aptos" w:cs="Times New Roman"/>
-          <w:b/>
-          <w:bCs/>
-          <w:sz w:val="24"/>
-          <w:szCs w:val="24"/>
+          <w:rFonts w:ascii="Times New Roman" w:hAnsi="Times New Roman" w:cs="Times New Roman"/>
+          <w:sz w:val="28"/>
+          <w:szCs w:val="28"/>
+          <w:lang w:bidi="mr-IN"/>
+        </w:rPr>
+      </w:pPr>
+      <w:r>
+        <w:rPr>
+          <w:rFonts w:ascii="Times New Roman" w:hAnsi="Times New Roman" w:cs="Times New Roman"/>
+          <w:b/>
+          <w:bCs/>
+          <w:sz w:val="28"/>
+          <w:szCs w:val="28"/>
           <w:lang w:bidi="mr-IN"/>
         </w:rPr>
         <w:t>2. Facts of the Complaint:</w:t>
       </w:r>
       <w:r>
         <w:rPr>
-          <w:rFonts w:ascii="Aptos" w:hAnsi="Aptos" w:cs="Times New Roman"/>
-          <w:sz w:val="24"/>
-          <w:szCs w:val="24"/>
+          <w:rFonts w:ascii="Times New Roman" w:hAnsi="Times New Roman" w:cs="Times New Roman"/>
+          <w:sz w:val="28"/>
+          <w:szCs w:val="28"/>
           <w:lang w:bidi="mr-IN"/>
         </w:rPr>
         <w:br/>
@@ -867,28 +857,28 @@
     <w:p>
       <w:pPr>
         <w:rPr>
-          <w:rFonts w:ascii="Aptos" w:hAnsi="Aptos" w:cs="Times New Roman"/>
-          <w:sz w:val="24"/>
-          <w:szCs w:val="24"/>
-          <w:lang w:bidi="mr-IN"/>
-        </w:rPr>
-      </w:pPr>
-      <w:r>
-        <w:rPr>
-          <w:rFonts w:ascii="Aptos" w:hAnsi="Aptos" w:cs="Times New Roman"/>
-          <w:b/>
-          <w:bCs/>
-          <w:sz w:val="24"/>
-          <w:szCs w:val="24"/>
+          <w:rFonts w:ascii="Times New Roman" w:hAnsi="Times New Roman" w:cs="Times New Roman"/>
+          <w:sz w:val="28"/>
+          <w:szCs w:val="28"/>
+          <w:lang w:bidi="mr-IN"/>
+        </w:rPr>
+      </w:pPr>
+      <w:r>
+        <w:rPr>
+          <w:rFonts w:ascii="Times New Roman" w:hAnsi="Times New Roman" w:cs="Times New Roman"/>
+          <w:b/>
+          <w:bCs/>
+          <w:sz w:val="28"/>
+          <w:szCs w:val="28"/>
           <w:lang w:bidi="mr-IN"/>
         </w:rPr>
         <w:t>3. Cause of Action:</w:t>
       </w:r>
       <w:r>
         <w:rPr>
-          <w:rFonts w:ascii="Aptos" w:hAnsi="Aptos" w:cs="Times New Roman"/>
-          <w:sz w:val="24"/>
-          <w:szCs w:val="24"/>
+          <w:rFonts w:ascii="Times New Roman" w:hAnsi="Times New Roman" w:cs="Times New Roman"/>
+          <w:sz w:val="28"/>
+          <w:szCs w:val="28"/>
           <w:lang w:bidi="mr-IN"/>
         </w:rPr>
         <w:br/>
@@ -898,28 +888,28 @@
     <w:p>
       <w:pPr>
         <w:rPr>
-          <w:rFonts w:ascii="Aptos" w:hAnsi="Aptos" w:cs="Times New Roman"/>
-          <w:sz w:val="24"/>
-          <w:szCs w:val="24"/>
-          <w:lang w:bidi="mr-IN"/>
-        </w:rPr>
-      </w:pPr>
-      <w:r>
-        <w:rPr>
-          <w:rFonts w:ascii="Aptos" w:hAnsi="Aptos" w:cs="Times New Roman"/>
-          <w:b/>
-          <w:bCs/>
-          <w:sz w:val="24"/>
-          <w:szCs w:val="24"/>
+          <w:rFonts w:ascii="Times New Roman" w:hAnsi="Times New Roman" w:cs="Times New Roman"/>
+          <w:sz w:val="28"/>
+          <w:szCs w:val="28"/>
+          <w:lang w:bidi="mr-IN"/>
+        </w:rPr>
+      </w:pPr>
+      <w:r>
+        <w:rPr>
+          <w:rFonts w:ascii="Times New Roman" w:hAnsi="Times New Roman" w:cs="Times New Roman"/>
+          <w:b/>
+          <w:bCs/>
+          <w:sz w:val="28"/>
+          <w:szCs w:val="28"/>
           <w:lang w:bidi="mr-IN"/>
         </w:rPr>
         <w:t>4. Relief Claimed:</w:t>
       </w:r>
       <w:r>
         <w:rPr>
-          <w:rFonts w:ascii="Aptos" w:hAnsi="Aptos" w:cs="Times New Roman"/>
-          <w:sz w:val="24"/>
-          <w:szCs w:val="24"/>
+          <w:rFonts w:ascii="Times New Roman" w:hAnsi="Times New Roman" w:cs="Times New Roman"/>
+          <w:sz w:val="28"/>
+          <w:szCs w:val="28"/>
           <w:lang w:bidi="mr-IN"/>
         </w:rPr>
         <w:br/>
@@ -929,58 +919,27 @@
     <w:p>
       <w:pPr>
         <w:rPr>
-          <w:rFonts w:ascii="Aptos" w:hAnsi="Aptos" w:cs="Times New Roman"/>
-          <w:sz w:val="24"/>
-          <w:szCs w:val="24"/>
-          <w:lang w:bidi="mr-IN"/>
-        </w:rPr>
-      </w:pPr>
-      <w:r>
-        <w:rPr>
-          <w:rFonts w:ascii="Aptos" w:hAnsi="Aptos" w:cs="Times New Roman"/>
-          <w:b/>
-          <w:bCs/>
-          <w:sz w:val="24"/>
-          <w:szCs w:val="24"/>
-          <w:lang w:bidi="mr-IN"/>
-        </w:rPr>
-        <w:t>5. Request for Early Resolution:</w:t>
-      </w:r>
-      <w:r>
-        <w:rPr>
-          <w:rFonts w:ascii="Aptos" w:hAnsi="Aptos" w:cs="Times New Roman"/>
-          <w:sz w:val="24"/>
-          <w:szCs w:val="24"/>
-          <w:lang w:bidi="mr-IN"/>
-        </w:rPr>
-        <w:br/>
-        <w:t>The Complainants humbly request this Hon’ble Commission to direct the Opposite Parties to resolve this complaint within a time-bound manner, considering the prolonged delay and hardship already faced.</w:t>
-      </w:r>
-    </w:p>
-    <w:p>
-      <w:pPr>
-        <w:rPr>
-          <w:rFonts w:ascii="Aptos" w:hAnsi="Aptos" w:cs="Times New Roman"/>
-          <w:sz w:val="24"/>
-          <w:szCs w:val="24"/>
-          <w:lang w:bidi="mr-IN"/>
-        </w:rPr>
-      </w:pPr>
-      <w:r>
-        <w:rPr>
-          <w:rFonts w:ascii="Aptos" w:hAnsi="Aptos"/>
+          <w:rFonts w:ascii="Times New Roman" w:hAnsi="Times New Roman" w:cs="Times New Roman"/>
+          <w:sz w:val="28"/>
+          <w:szCs w:val="28"/>
+          <w:lang w:bidi="mr-IN"/>
+        </w:rPr>
+      </w:pPr>
+      <w:r>
+        <w:rPr>
+          <w:rFonts w:ascii="Times New Roman" w:hAnsi="Times New Roman" w:cs="Times New Roman"/>
           <w:noProof/>
-          <w:sz w:val="24"/>
-          <w:szCs w:val="24"/>
+          <w:sz w:val="28"/>
+          <w:szCs w:val="28"/>
         </w:rPr>
         <w:drawing>
-          <wp:anchor distT="0" distB="0" distL="114300" distR="114300" simplePos="0" relativeHeight="251656704" behindDoc="0" locked="0" layoutInCell="1" allowOverlap="1" wp14:anchorId="2B7D4A9A" wp14:editId="42B4DD34">
+          <wp:anchor distT="0" distB="0" distL="114300" distR="114300" simplePos="0" relativeHeight="251656704" behindDoc="0" locked="0" layoutInCell="1" allowOverlap="1" wp14:anchorId="2B7D4A9A" wp14:editId="089DAC6A">
             <wp:simplePos x="0" y="0"/>
             <wp:positionH relativeFrom="column">
-              <wp:posOffset>-47625</wp:posOffset>
+              <wp:posOffset>2791109</wp:posOffset>
             </wp:positionH>
             <wp:positionV relativeFrom="paragraph">
-              <wp:posOffset>808990</wp:posOffset>
+              <wp:posOffset>1247842</wp:posOffset>
             </wp:positionV>
             <wp:extent cx="666750" cy="479024"/>
             <wp:effectExtent l="0" t="0" r="0" b="0"/>
@@ -1036,13 +995,34 @@
           </wp:anchor>
         </w:drawing>
       </w:r>
+      <w:r>
+        <w:rPr>
+          <w:rFonts w:ascii="Times New Roman" w:hAnsi="Times New Roman" w:cs="Times New Roman"/>
+          <w:b/>
+          <w:bCs/>
+          <w:sz w:val="28"/>
+          <w:szCs w:val="28"/>
+          <w:lang w:bidi="mr-IN"/>
+        </w:rPr>
+        <w:t>5. Request for Early Resolution:</w:t>
+      </w:r>
+      <w:r>
+        <w:rPr>
+          <w:rFonts w:ascii="Times New Roman" w:hAnsi="Times New Roman" w:cs="Times New Roman"/>
+          <w:sz w:val="28"/>
+          <w:szCs w:val="28"/>
+          <w:lang w:bidi="mr-IN"/>
+        </w:rPr>
+        <w:br/>
+        <w:t>The Complainants humbly request this Hon’ble Commission to direct the Opposite Parties to resolve this complaint within a time-bound manner, considering the prolonged delay and hardship already faced.</w:t>
+      </w:r>
     </w:p>
     <w:sectPr>
       <w:footerReference w:type="even" r:id="rId9"/>
       <w:footerReference w:type="default" r:id="rId10"/>
       <w:footerReference w:type="first" r:id="rId11"/>
       <w:pgSz w:w="11906" w:h="16838" w:code="9"/>
-      <w:pgMar w:top="1134" w:right="1701" w:bottom="1134" w:left="2835" w:header="709" w:footer="709" w:gutter="0"/>
+      <w:pgMar w:top="1440" w:right="1440" w:bottom="1440" w:left="2155" w:header="709" w:footer="709" w:gutter="0"/>
       <w:cols w:space="708"/>
       <w:docGrid w:linePitch="360"/>
     </w:sectPr>
@@ -1209,7 +1189,7 @@
 <w:ftr xmlns:wpc="http://schemas.microsoft.com/office/word/2010/wordprocessingCanvas" xmlns:cx="http://schemas.microsoft.com/office/drawing/2014/chartex" xmlns:cx1="http://schemas.microsoft.com/office/drawing/2015/9/8/chartex" xmlns:cx2="http://schemas.microsoft.com/office/drawing/2015/10/21/chartex" xmlns:cx3="http://schemas.microsoft.com/office/drawing/2016/5/9/chartex" xmlns:cx4="http://schemas.microsoft.com/office/drawing/2016/5/10/chartex" xmlns:cx5="http://schemas.microsoft.com/office/drawing/2016/5/11/chartex" xmlns:cx6="http://schemas.microsoft.com/office/drawing/2016/5/12/chartex" xmlns:cx7="http://schemas.microsoft.com/office/drawing/2016/5/13/chartex" xmlns:cx8="http://schemas.microsoft.com/office/drawing/2016/5/14/chartex" xmlns:mc="http://schemas.openxmlformats.org/markup-compatibility/2006" xmlns:aink="http://schemas.microsoft.com/office/drawing/2016/ink" xmlns:am3d="http://schemas.microsoft.com/office/drawing/2017/model3d" xmlns:o="urn:schemas-microsoft-com:office:office" xmlns:oel="http://schemas.microsoft.com/office/2019/extlst" xmlns:r="http://schemas.openxmlformats.org/officeDocument/2006/relationships" xmlns:m="http://schemas.openxmlformats.org/officeDocument/2006/math" xmlns:v="urn:schemas-microsoft-com:vml" xmlns:wp14="http://schemas.microsoft.com/office/word/2010/wordprocessingDrawing" xmlns:wp="http://schemas.openxmlformats.org/drawingml/2006/wordprocessingDrawing" xmlns:w10="urn:schemas-microsoft-com:office:word" xmlns:w="http://schemas.openxmlformats.org/wordprocessingml/2006/main" xmlns:w14="http://schemas.microsoft.com/office/word/2010/wordml" xmlns:w15="http://schemas.microsoft.com/office/word/2012/wordml" xmlns:w16cex="http://schemas.microsoft.com/office/word/2018/wordml/cex" xmlns:w16cid="http://schemas.microsoft.com/office/word/2016/wordml/cid" xmlns:w16="http://schemas.microsoft.com/office/word/2018/wordml" xmlns:w16du="http://schemas.microsoft.com/office/word/2023/wordml/word16du" xmlns:w16sdtdh="http://schemas.microsoft.com/office/word/2020/wordml/sdtdatahash" xmlns:w16sdtfl="http://schemas.microsoft.com/office/word/2024/wordml/sdtformatlock" xmlns:w16se="http://schemas.microsoft.com/office/word/2015/wordml/symex" xmlns:wpg="http://schemas.microsoft.com/office/word/2010/wordprocessingGroup" xmlns:wpi="http://schemas.microsoft.com/office/word/2010/wordprocessingInk" xmlns:wne="http://schemas.microsoft.com/office/word/2006/wordml" xmlns:wps="http://schemas.microsoft.com/office/word/2010/wordprocessingShape" mc:Ignorable="w14 w15 w16se w16cid w16 w16cex w16sdtdh w16sdtfl w16du wp14">
   <w:sdt>
     <w:sdtPr>
-      <w:id w:val="569931367"/>
+      <w:id w:val="-1055542376"/>
       <w:docPartObj>
         <w:docPartGallery w:val="Page Numbers (Bottom of Page)"/>
         <w:docPartUnique/>
@@ -1217,68 +1197,56 @@
     </w:sdtPr>
     <w:sdtEndPr>
       <w:rPr>
-        <w:color w:val="7F7F7F" w:themeColor="background1" w:themeShade="7F"/>
-        <w:spacing w:val="60"/>
+        <w:noProof/>
       </w:rPr>
     </w:sdtEndPr>
     <w:sdtContent>
       <w:p>
         <w:pPr>
           <w:pStyle w:val="Footer"/>
-          <w:pBdr>
-            <w:top w:val="single" w:sz="4" w:space="1" w:color="D9D9D9" w:themeColor="background1" w:themeShade="D9"/>
-          </w:pBdr>
-        </w:pPr>
-      </w:p>
-      <w:p>
-        <w:pPr>
-          <w:pStyle w:val="Footer"/>
-          <w:pBdr>
-            <w:top w:val="single" w:sz="4" w:space="1" w:color="D9D9D9" w:themeColor="background1" w:themeShade="D9"/>
-          </w:pBdr>
-          <w:rPr>
-            <w:b/>
-            <w:bCs/>
-          </w:rPr>
+          <w:jc w:val="right"/>
         </w:pPr>
         <w:r>
+          <w:rPr>
+            <w:rFonts w:ascii="Times New Roman" w:hAnsi="Times New Roman" w:cs="Times New Roman"/>
+            <w:sz w:val="28"/>
+            <w:szCs w:val="28"/>
+          </w:rPr>
           <w:fldChar w:fldCharType="begin"/>
         </w:r>
         <w:r>
+          <w:rPr>
+            <w:rFonts w:ascii="Times New Roman" w:hAnsi="Times New Roman" w:cs="Times New Roman"/>
+            <w:sz w:val="28"/>
+            <w:szCs w:val="28"/>
+          </w:rPr>
           <w:instrText xml:space="preserve"> PAGE   \* MERGEFORMAT </w:instrText>
         </w:r>
         <w:r>
+          <w:rPr>
+            <w:rFonts w:ascii="Times New Roman" w:hAnsi="Times New Roman" w:cs="Times New Roman"/>
+            <w:sz w:val="28"/>
+            <w:szCs w:val="28"/>
+          </w:rPr>
           <w:fldChar w:fldCharType="separate"/>
         </w:r>
         <w:r>
           <w:rPr>
-            <w:b/>
-            <w:bCs/>
+            <w:rFonts w:ascii="Times New Roman" w:hAnsi="Times New Roman" w:cs="Times New Roman"/>
             <w:noProof/>
+            <w:sz w:val="28"/>
+            <w:szCs w:val="28"/>
           </w:rPr>
           <w:t>2</w:t>
         </w:r>
         <w:r>
           <w:rPr>
-            <w:b/>
-            <w:bCs/>
+            <w:rFonts w:ascii="Times New Roman" w:hAnsi="Times New Roman" w:cs="Times New Roman"/>
             <w:noProof/>
+            <w:sz w:val="28"/>
+            <w:szCs w:val="28"/>
           </w:rPr>
           <w:fldChar w:fldCharType="end"/>
-        </w:r>
-        <w:r>
-          <w:rPr>
-            <w:b/>
-            <w:bCs/>
-          </w:rPr>
-          <w:t xml:space="preserve"> | </w:t>
-        </w:r>
-        <w:r>
-          <w:rPr>
-            <w:color w:val="7F7F7F" w:themeColor="background1" w:themeShade="7F"/>
-            <w:spacing w:val="60"/>
-          </w:rPr>
-          <w:t>Page</w:t>
         </w:r>
       </w:p>
     </w:sdtContent>
